--- a/docx/214.Thiết lập kênh nhận_SRS_AI_Generated.docx
+++ b/docx/214.Thiết lập kênh nhận_SRS_AI_Generated.docx
@@ -195,7 +195,7 @@
         </w:numPr>
       </w:pPr>
       <w:r>
-        <w:t xml:space="preserve">NSD truy cập trang "Cài đặt thông báo" → section "Kênh nhận thông báo".</w:t>
+        <w:t xml:space="preserve">NSD truy cập trang "Cài đặt thông báo" → phần "Kênh nhận thông báo".</w:t>
       </w:r>
     </w:p>
     <w:p>
@@ -270,7 +270,7 @@
     </w:p>
     <w:p>
       <w:r>
-        <w:t xml:space="preserve">Trang Cài đặt thông báo – Section Kênh nhận thông báo (Notification Channels Settings)</w:t>
+        <w:t xml:space="preserve">Trang Cài đặt thông báo – phần Kênh nhận thông báo (Notification Channels Settings)</w:t>
       </w:r>
     </w:p>
     <w:p>
@@ -536,7 +536,7 @@
                 <w:sz w:val="18"/>
                 <w:szCs w:val="18"/>
               </w:rPr>
-              <w:t xml:space="preserve">Tiêu đề section kèm phụ đề: "Chọn cách bạn muốn nhận thông báo từ Cổng Pháp luật Quốc gia."</w:t>
+              <w:t xml:space="preserve">Tiêu đề phần kèm phụ đề: "Chọn cách bạn muốn nhận thông báo từ Cổng Pháp luật Quốc gia."</w:t>
             </w:r>
           </w:p>
         </w:tc>
@@ -641,7 +641,7 @@
                 <w:sz w:val="18"/>
                 <w:szCs w:val="18"/>
               </w:rPr>
-              <w:t xml:space="preserve">Toggle trạng thái kênh In-app. Luôn ở trạng thái ON và bị vô hiệu hóa (disabled state). Kèm nhãn "In-app" và mô tả "Thông báo hiển thị trong Cổng – Không thể tắt". Icon chuông.</w:t>
+              <w:t xml:space="preserve">Toggle trạng thái kênh In-app. Luôn ở trạng thái ON và bị vô hiệu hóa (disabled state). Kèm nhãn "In-app" và mô tả "Thông báo hiển thị trong Cổng – Không thể tắt". biểu tượng chuông.</w:t>
             </w:r>
           </w:p>
         </w:tc>
@@ -851,7 +851,7 @@
                 <w:sz w:val="18"/>
                 <w:szCs w:val="18"/>
               </w:rPr>
-              <w:t xml:space="preserve">Hình minh họa nhỏ (thumbnail) thể hiện badge số đỏ trên icon chuông. Giúp NSD hiểu trực quan kênh này hoạt động như thế nào.</w:t>
+              <w:t xml:space="preserve">Hình minh họa nhỏ (thumbnail) thể hiện nhãn số đỏ trên biểu tượng chuông. Giúp NSD hiểu trực quan kênh này hoạt động như thế nào.</w:t>
             </w:r>
           </w:p>
         </w:tc>
@@ -956,7 +956,7 @@
                 <w:sz w:val="18"/>
                 <w:szCs w:val="18"/>
               </w:rPr>
-              <w:t xml:space="preserve">Toggle bật/tắt kênh Email. Kèm nhãn "Email" và icon phong bì.</w:t>
+              <w:t xml:space="preserve">Toggle bật/tắt kênh Email. Kèm nhãn "Email" và biểu tượng phong bì.</w:t>
             </w:r>
           </w:p>
         </w:tc>
@@ -1077,7 +1077,7 @@
                 <w:sz w:val="18"/>
                 <w:szCs w:val="18"/>
               </w:rPr>
-              <w:t xml:space="preserve">@gmail.com". Chỉ hiển thị khi toggle đang Bật. Kèm link "Đổi email" dẫn đến trang hồ sơ.</w:t>
+              <w:t xml:space="preserve">@gmail.com". Chỉ hiển thị khi toggle đang Bật. Kèm liên kết "Đổi email" dẫn đến trang hồ sơ.</w:t>
             </w:r>
           </w:p>
         </w:tc>
@@ -1287,7 +1287,7 @@
                 <w:sz w:val="18"/>
                 <w:szCs w:val="18"/>
               </w:rPr>
-              <w:t xml:space="preserve">Hiển thị khi NSD chưa khai báo email: "Bạn chưa có email trong tài khoản. Vui lòng cập nhật email để bật kênh này." Kèm link "Cập nhật email". Toggle bị disabled khi không có email.</w:t>
+              <w:t xml:space="preserve">Hiển thị khi NSD chưa khai báo email: "Bạn chưa có email trong tài khoản. Vui lòng cập nhật email để bật kênh này." Kèm liên kết "Cập nhật email". Toggle bị disabled khi không có email.</w:t>
             </w:r>
           </w:p>
         </w:tc>
@@ -1497,7 +1497,7 @@
                 <w:sz w:val="18"/>
                 <w:szCs w:val="18"/>
               </w:rPr>
-              <w:t xml:space="preserve">Toggle bật/tắt kênh Push notification. Kèm nhãn "Push notification" và icon điện thoại/bell. Chỉ hoàn toàn khả dụng trên Mobile App.</w:t>
+              <w:t xml:space="preserve">Toggle bật/tắt kênh Push notification. Kèm nhãn "Push notification" và biểu tượng điện thoại/bell. Chỉ hoàn toàn khả dụng trên Mobile App.</w:t>
             </w:r>
           </w:p>
         </w:tc>
@@ -1812,7 +1812,7 @@
                 <w:sz w:val="18"/>
                 <w:szCs w:val="18"/>
               </w:rPr>
-              <w:t xml:space="preserve">Hiển thị khi quyền push chưa được cấp: "Để nhận thông báo Push, hãy bật quyền Thông báo trong Cài đặt thiết bị." Kèm nút "Mở Cài đặt thiết bị" (deep link đến OS settings).</w:t>
+              <w:t xml:space="preserve">Hiển thị khi quyền push chưa được cấp: "Để nhận thông báo Push, hãy bật quyền Thông báo trong Cài đặt thiết bị." Kèm nút "Mở Cài đặt thiết bị" (deep liên kết đến OS settings).</w:t>
             </w:r>
           </w:p>
         </w:tc>
@@ -2251,7 +2251,7 @@
                 <w:sz w:val="18"/>
                 <w:szCs w:val="18"/>
               </w:rPr>
-              <w:t xml:space="preserve">Khi NSD mở section, hệ thống tải trạng thái từng kênh từ API (GET /users/me/notification-channels). Hiển thị 3 kênh theo dạng card: In-app (luôn ON), Email (ON/OFF theo dữ liệu), Push (ON/OFF). Trường hợp 1: Tải thành công, hiển thị đúng trạng thái. Trường hợp 2: API lỗi, hiển thị "Không thể tải cài đặt kênh. Vui lòng thử lại."</w:t>
+              <w:t xml:space="preserve">Khi NSD mở phần, hệ thống tải trạng thái từng kênh từ API (GET /users/me/notification-channels). Hiển thị 3 kênh theo dạng card: In-app (luôn ON), Email (ON/OFF theo dữ liệu), Push (ON/OFF). Trường hợp 1: Tải thành công, hiển thị đúng trạng thái. Trường hợp 2: API lỗi, hiển thị "Không thể tải cài đặt kênh. Vui lòng thử lại."</w:t>
             </w:r>
           </w:p>
         </w:tc>
@@ -2336,7 +2336,7 @@
                 <w:sz w:val="18"/>
                 <w:szCs w:val="18"/>
               </w:rPr>
-              <w:t xml:space="preserve">NSD gạt toggle Email sang ON: kiểm tra xem đã có email xác thực chưa. Có email xác thực → bật thành công, hiển thị email masked. Không có email → hiển thị warning và link cập nhật email, toggle trở về OFF. Email chưa xác thực → hiển thị warning và nút gửi lại xác thực. Gạt toggle sang OFF: kênh Email bị vô hiệu, các loại thông báo đã chọn Email (UC212) sẽ không còn gửi qua email nữa; hiển thị inline warning nhắc nhở.</w:t>
+              <w:t xml:space="preserve">NSD gạt toggle Email sang ON: kiểm tra xem đã có email xác thực chưa. Có email xác thực → bật thành công, hiển thị email masked. Không có email → hiển thị warning và liên kết cập nhật email, toggle trở về OFF. Email chưa xác thực → hiển thị warning và nút gửi lại xác thực. Gạt toggle sang OFF: kênh Email bị vô hiệu, các loại thông báo đã chọn Email (UC212) sẽ không còn gửi qua email nữa; hiển thị trực tiếp warning nhắc nhở.</w:t>
             </w:r>
           </w:p>
         </w:tc>
@@ -2421,7 +2421,7 @@
                 <w:sz w:val="18"/>
                 <w:szCs w:val="18"/>
               </w:rPr>
-              <w:t xml:space="preserve">NSD gạt toggle Push sang ON trên Mobile App: hệ thống kiểm tra quyền push của thiết bị. Đã cấp quyền → bật thành công. Chưa cấp quyền → hiển thị dialog hỏi xin quyền của OS (iOS: "Cho phép nhận thông báo?"). Nếu NSD cho phép → bật thành công. Nếu từ chối → toggle trở về OFF, hiển thị hướng dẫn vào Cài đặt thiết bị. Gạt toggle sang OFF: dừng gửi push notification, không xóa quyền OS.</w:t>
+              <w:t xml:space="preserve">NSD gạt toggle Push sang ON trên Mobile App: hệ thống kiểm tra quyền push của thiết bị. Đã cấp quyền → bật thành công. Chưa cấp quyền → hiển thị hộp thoại hỏi xin quyền của OS (iOS: "Cho phép nhận thông báo?"). Nếu NSD cho phép → bật thành công. Nếu từ chối → toggle trở về OFF, hiển thị hướng dẫn vào Cài đặt thiết bị. Gạt toggle sang OFF: dừng gửi push notification, không xóa quyền OS.</w:t>
             </w:r>
           </w:p>
         </w:tc>
@@ -2591,7 +2591,7 @@
                 <w:sz w:val="18"/>
                 <w:szCs w:val="18"/>
               </w:rPr>
-              <w:t xml:space="preserve">Bấm link → chuyển hướng đến trang Hồ sơ cá nhân, tab thông tin liên hệ để NSD cập nhật địa chỉ email. Sau khi cập nhật email mới và xác thực, quay lại trang Cài đặt thông báo thì email hiển thị được cập nhật.</w:t>
+              <w:t xml:space="preserve">Bấm liên kết → chuyển hướng đến trang Hồ sơ cá nhân, tab thông tin liên hệ để NSD cập nhật địa chỉ email. Sau khi cập nhật email mới và xác thực, quay lại trang Cài đặt thông báo thì email hiển thị được cập nhật.</w:t>
             </w:r>
           </w:p>
         </w:tc>
@@ -2676,7 +2676,7 @@
                 <w:sz w:val="18"/>
                 <w:szCs w:val="18"/>
               </w:rPr>
-              <w:t xml:space="preserve">Khi email chưa xác thực, NSD bấm nút: hệ thống gửi lại email xác thực (POST /auth/resend-verification). Toast "Email xác thực đã được gửi. Vui lòng kiểm tra hộp thư." Nút cooldown 60 giây để tránh spam.</w:t>
+              <w:t xml:space="preserve">Khi email chưa xác thực, NSD bấm nút: hệ thống gửi lại email xác thực (POST /auth/resend-verification). thông báo nhỏ "Email xác thực đã được gửi. Vui lòng kiểm tra hộp thư." Nút cooldown 60 giây để tránh spam.</w:t>
             </w:r>
           </w:p>
         </w:tc>
@@ -2761,7 +2761,7 @@
                 <w:sz w:val="18"/>
                 <w:szCs w:val="18"/>
               </w:rPr>
-              <w:t xml:space="preserve">Gửi cấu hình kênh lên API (PATCH /users/me/notification-channels). Loading spinner trên nút. Thành công: toast "Đã lưu cài đặt kênh thông báo". Khi tắt kênh đang có loại thông báo đang dùng: hiển thị cảnh báo "Một số loại thông báo đang dùng kênh [Email/Push]. Tắt kênh này sẽ dừng gửi thông báo qua đó." kèm nút "Tiếp tục" và "Hủy".</w:t>
+              <w:t xml:space="preserve">Gửi cấu hình kênh lên API (PATCH /users/me/notification-channels). Loading spinner trên nút. Thành công: thông báo nhỏ "Đã lưu cài đặt kênh thông báo". Khi tắt kênh đang có loại thông báo đang dùng: hiển thị cảnh báo "Một số loại thông báo đang dùng kênh [Email/Push]. Tắt kênh này sẽ dừng gửi thông báo qua đó." kèm nút "Tiếp tục" và "Hủy".</w:t>
             </w:r>
           </w:p>
         </w:tc>
@@ -2820,7 +2820,7 @@
     </w:p>
     <w:p>
       <w:r>
-        <w:t xml:space="preserve">Modal cảnh báo tắt kênh Email/Push khi còn loại thông báo đang dùng kênh đó</w:t>
+        <w:t xml:space="preserve">hộp thoại cảnh báo tắt kênh Email/Push khi còn loại thông báo đang dùng kênh đó</w:t>
       </w:r>
     </w:p>
     <w:p>
@@ -3630,7 +3630,7 @@
                 <w:sz w:val="18"/>
                 <w:szCs w:val="18"/>
               </w:rPr>
-              <w:t xml:space="preserve">Hệ thống tắt kênh và cập nhật cấu hình loại thông báo liên quan (xóa kênh đó khỏi chip selector của các loại thông báo đang dùng). Lưu lên server. Toast "Đã tắt kênh [Email/Push]".</w:t>
+              <w:t xml:space="preserve">Hệ thống tắt kênh và cập nhật cấu hình loại thông báo liên quan (xóa kênh đó khỏi chip selector của các loại thông báo đang dùng). Lưu lên server. thông báo nhỏ "Đã tắt kênh [Email/Push]".</w:t>
             </w:r>
           </w:p>
         </w:tc>
@@ -3715,7 +3715,7 @@
                 <w:sz w:val="18"/>
                 <w:szCs w:val="18"/>
               </w:rPr>
-              <w:t xml:space="preserve">Đóng modal, giữ nguyên toggle ON.</w:t>
+              <w:t xml:space="preserve">Đóng hộp thoại, giữ nguyên toggle ON.</w:t>
             </w:r>
           </w:p>
         </w:tc>
